--- a/backend/data/مسودة دليل خدمات المشتركين.docx
+++ b/backend/data/مسودة دليل خدمات المشتركين.docx
@@ -1,6 +1,6 @@
 
 <file path=word/document.xml><?xml version="1.0" encoding="utf-8"?>
-<w:document xmlns:wpc="http://schemas.microsoft.com/office/word/2010/wordprocessingCanvas" xmlns:mc="http://schemas.openxmlformats.org/markup-compatibility/2006" xmlns:o="urn:schemas-microsoft-com:office:office" xmlns:r="http://schemas.openxmlformats.org/officeDocument/2006/relationships" xmlns:m="http://schemas.openxmlformats.org/officeDocument/2006/math" xmlns:v="urn:schemas-microsoft-com:vml" xmlns:wp14="http://schemas.microsoft.com/office/word/2010/wordprocessingDrawing" xmlns:wp="http://schemas.openxmlformats.org/drawingml/2006/wordprocessingDrawing" xmlns:w10="urn:schemas-microsoft-com:office:word" xmlns:w="http://schemas.openxmlformats.org/wordprocessingml/2006/main" xmlns:w14="http://schemas.microsoft.com/office/word/2010/wordml" xmlns:w15="http://schemas.microsoft.com/office/word/2012/wordml" xmlns:wpg="http://schemas.microsoft.com/office/word/2010/wordprocessingGroup" xmlns:wpi="http://schemas.microsoft.com/office/word/2010/wordprocessingInk" xmlns:wne="http://schemas.microsoft.com/office/word/2006/wordml" xmlns:wps="http://schemas.microsoft.com/office/word/2010/wordprocessingShape" mc:Ignorable="w14 w15 wp14">
+<w:document xmlns:wpc="http://schemas.microsoft.com/office/word/2010/wordprocessingCanvas" xmlns:cx="http://schemas.microsoft.com/office/drawing/2014/chartex" xmlns:cx1="http://schemas.microsoft.com/office/drawing/2015/9/8/chartex" xmlns:mc="http://schemas.openxmlformats.org/markup-compatibility/2006" xmlns:o="urn:schemas-microsoft-com:office:office" xmlns:r="http://schemas.openxmlformats.org/officeDocument/2006/relationships" xmlns:m="http://schemas.openxmlformats.org/officeDocument/2006/math" xmlns:v="urn:schemas-microsoft-com:vml" xmlns:wp14="http://schemas.microsoft.com/office/word/2010/wordprocessingDrawing" xmlns:wp="http://schemas.openxmlformats.org/drawingml/2006/wordprocessingDrawing" xmlns:w10="urn:schemas-microsoft-com:office:word" xmlns:w="http://schemas.openxmlformats.org/wordprocessingml/2006/main" xmlns:w14="http://schemas.microsoft.com/office/word/2010/wordml" xmlns:w15="http://schemas.microsoft.com/office/word/2012/wordml" xmlns:w16se="http://schemas.microsoft.com/office/word/2015/wordml/symex" xmlns:wpg="http://schemas.microsoft.com/office/word/2010/wordprocessingGroup" xmlns:wpi="http://schemas.microsoft.com/office/word/2010/wordprocessingInk" xmlns:wne="http://schemas.microsoft.com/office/word/2006/wordml" xmlns:wps="http://schemas.microsoft.com/office/word/2010/wordprocessingShape" mc:Ignorable="w14 w15 w16se wp14">
   <w:body>
     <w:p>
       <w:pPr>
@@ -1692,8 +1692,6 @@
           </w:rPr>
           <w:t>فاز</w:t>
         </w:r>
-        <w:bookmarkStart w:id="1" w:name="_GoBack"/>
-        <w:bookmarkEnd w:id="1"/>
         <w:r>
           <w:rPr>
             <w:noProof/>
@@ -6749,7 +6747,7 @@
         <w:lastRenderedPageBreak/>
         <w:fldChar w:fldCharType="end"/>
       </w:r>
-      <w:bookmarkStart w:id="2" w:name="_Toc186365518"/>
+      <w:bookmarkStart w:id="1" w:name="_Toc186365518"/>
       <w:r>
         <w:rPr>
           <w:rFonts w:hint="cs"/>
@@ -6758,7 +6756,7 @@
         <w:t>مقدمة</w:t>
       </w:r>
       <w:bookmarkEnd w:id="0"/>
-      <w:bookmarkEnd w:id="2"/>
+      <w:bookmarkEnd w:id="1"/>
     </w:p>
     <w:p>
       <w:pPr>
@@ -8914,7 +8912,7 @@
           <w:rtl/>
         </w:rPr>
       </w:pPr>
-      <w:bookmarkStart w:id="3" w:name="_Toc186365519"/>
+      <w:bookmarkStart w:id="2" w:name="_Toc186365519"/>
       <w:r>
         <w:rPr>
           <w:rFonts w:hint="cs"/>
@@ -8923,7 +8921,7 @@
         <w:lastRenderedPageBreak/>
         <w:t>أولا : الخدمات التي تقدمها شركة كهرباء الخليل:</w:t>
       </w:r>
-      <w:bookmarkEnd w:id="3"/>
+      <w:bookmarkEnd w:id="2"/>
     </w:p>
     <w:p>
       <w:pPr>
@@ -12058,7 +12056,6 @@
           <w:szCs w:val="28"/>
           <w:rtl/>
         </w:rPr>
-        <w:lastRenderedPageBreak/>
         <w:br w:type="page"/>
       </w:r>
     </w:p>
@@ -12069,7 +12066,7 @@
           <w:rtl/>
         </w:rPr>
       </w:pPr>
-      <w:bookmarkStart w:id="4" w:name="_Toc186365521"/>
+      <w:bookmarkStart w:id="3" w:name="_Toc186365521"/>
       <w:r>
         <w:rPr>
           <w:rFonts w:hint="cs"/>
@@ -12085,7 +12082,7 @@
         </w:rPr>
         <w:t>عنوان الشركة وأرقام التواصل</w:t>
       </w:r>
-      <w:bookmarkEnd w:id="4"/>
+      <w:bookmarkEnd w:id="3"/>
       <w:r>
         <w:rPr>
           <w:rFonts w:hint="cs"/>
@@ -12442,7 +12439,7 @@
           <w:rtl/>
         </w:rPr>
       </w:pPr>
-      <w:bookmarkStart w:id="5" w:name="_Toc186365520"/>
+      <w:bookmarkStart w:id="4" w:name="_Toc186365520"/>
       <w:r>
         <w:rPr>
           <w:rFonts w:hint="cs"/>
@@ -12450,7 +12447,7 @@
         </w:rPr>
         <w:t>ثالثاً: المتطلبات  والمستندات المطلوبة لخدمات الكهرباء</w:t>
       </w:r>
-      <w:bookmarkEnd w:id="5"/>
+      <w:bookmarkEnd w:id="4"/>
     </w:p>
     <w:p>
       <w:pPr>
@@ -12551,7 +12548,7 @@
           <w:rtl/>
         </w:rPr>
       </w:pPr>
-      <w:bookmarkStart w:id="6" w:name="_Toc186365522"/>
+      <w:bookmarkStart w:id="5" w:name="_Toc186365522"/>
       <w:r>
         <w:rPr>
           <w:rFonts w:hint="cs"/>
@@ -12559,7 +12556,7 @@
         </w:rPr>
         <w:t>رابعاً: اجراءات اصدار الفواتير وشحن عدادات الدفع المسبق وتسديد الفواتير</w:t>
       </w:r>
-      <w:bookmarkEnd w:id="6"/>
+      <w:bookmarkEnd w:id="5"/>
     </w:p>
     <w:p>
       <w:pPr>
@@ -12610,7 +12607,6 @@
           <w:szCs w:val="28"/>
           <w:rtl/>
         </w:rPr>
-        <w:lastRenderedPageBreak/>
         <w:t>عدادات الدفع المسبق:</w:t>
       </w:r>
       <w:r>
@@ -12640,6 +12636,7 @@
           <w:rFonts w:eastAsiaTheme="minorHAnsi" w:hint="cs"/>
           <w:rtl/>
         </w:rPr>
+        <w:lastRenderedPageBreak/>
         <w:t>عدادات الدفع المسبق الذكية</w:t>
       </w:r>
       <w:r>
@@ -12729,7 +12726,7 @@
           <w:rtl/>
         </w:rPr>
       </w:pPr>
-      <w:bookmarkStart w:id="7" w:name="_Toc186365523"/>
+      <w:bookmarkStart w:id="6" w:name="_Toc186365523"/>
       <w:r>
         <w:rPr>
           <w:rFonts w:hint="cs"/>
@@ -12744,7 +12741,7 @@
         </w:rPr>
         <w:t xml:space="preserve"> : الإجراءات التفصيلية لتقديم طلب خدمات في كهرباء الخليل</w:t>
       </w:r>
-      <w:bookmarkEnd w:id="7"/>
+      <w:bookmarkEnd w:id="6"/>
       <w:r>
         <w:rPr>
           <w:rFonts w:hint="cs"/>
@@ -12763,7 +12760,7 @@
           <w:lang w:bidi="ar-EG"/>
         </w:rPr>
       </w:pPr>
-      <w:bookmarkStart w:id="8" w:name="_Toc186355617"/>
+      <w:bookmarkStart w:id="7" w:name="_Toc186355617"/>
       <w:r>
         <w:rPr>
           <w:rFonts w:cs="Simplified Arabic" w:hint="cs"/>
@@ -12786,8 +12783,8 @@
           <w:rtl/>
         </w:rPr>
       </w:pPr>
-      <w:bookmarkStart w:id="9" w:name="_Toc186363747"/>
-      <w:bookmarkStart w:id="10" w:name="_Toc186365524"/>
+      <w:bookmarkStart w:id="8" w:name="_Toc186363747"/>
+      <w:bookmarkStart w:id="9" w:name="_Toc186365524"/>
       <w:r>
         <w:rPr>
           <w:rFonts w:hint="cs"/>
@@ -12802,9 +12799,9 @@
         </w:rPr>
         <w:t>ك كهرباء جديد</w:t>
       </w:r>
+      <w:bookmarkEnd w:id="7"/>
       <w:bookmarkEnd w:id="8"/>
       <w:bookmarkEnd w:id="9"/>
-      <w:bookmarkEnd w:id="10"/>
     </w:p>
     <w:p>
       <w:pPr>
@@ -13096,7 +13093,7 @@
     <w:p>
       <w:pPr>
         <w:pBdr>
-          <w:top w:val="single" w:sz="4" w:space="1" w:color="auto"/>
+          <w:top w:val="single" w:sz="4" w:space="0" w:color="auto"/>
           <w:left w:val="single" w:sz="4" w:space="4" w:color="auto"/>
           <w:bottom w:val="single" w:sz="4" w:space="1" w:color="auto"/>
           <w:right w:val="single" w:sz="4" w:space="4" w:color="auto"/>
@@ -13365,7 +13362,6 @@
           <w:rtl/>
           <w:lang w:bidi="ar-JO"/>
         </w:rPr>
-        <w:lastRenderedPageBreak/>
         <w:t xml:space="preserve">موافقة قسم الأبنية </w:t>
       </w:r>
     </w:p>
@@ -13391,6 +13387,7 @@
           <w:rtl/>
           <w:lang w:bidi="ar-JO"/>
         </w:rPr>
+        <w:lastRenderedPageBreak/>
         <w:t xml:space="preserve">يتم اجراء كشف ميداني </w:t>
       </w:r>
       <w:r>
@@ -13784,7 +13781,6 @@
           <w:rtl/>
           <w:lang w:bidi="ar-JO"/>
         </w:rPr>
-        <w:lastRenderedPageBreak/>
         <w:t>فحص التمديدات</w:t>
       </w:r>
       <w:r>
@@ -13830,6 +13826,7 @@
           <w:rtl/>
           <w:lang w:bidi="ar-JO"/>
         </w:rPr>
+        <w:lastRenderedPageBreak/>
         <w:t>يتم تعبئة نموذج شهادة اكمال التمديدات من قبل الكهربائي المرخص الذي قام بتم</w:t>
       </w:r>
       <w:r>
@@ -14164,9 +14161,9 @@
         </w:rPr>
         <w:tab/>
       </w:r>
-      <w:bookmarkStart w:id="11" w:name="_Toc186355618"/>
-      <w:bookmarkStart w:id="12" w:name="_Toc186363748"/>
-      <w:bookmarkStart w:id="13" w:name="_Toc186365525"/>
+      <w:bookmarkStart w:id="10" w:name="_Toc186355618"/>
+      <w:bookmarkStart w:id="11" w:name="_Toc186363748"/>
+      <w:bookmarkStart w:id="12" w:name="_Toc186365525"/>
       <w:r>
         <w:rPr>
           <w:rFonts w:hint="cs"/>
@@ -14174,9 +14171,9 @@
         </w:rPr>
         <w:t>طلب تحويل اشتراك 1 فاز إلى 3 فاز</w:t>
       </w:r>
+      <w:bookmarkEnd w:id="10"/>
       <w:bookmarkEnd w:id="11"/>
       <w:bookmarkEnd w:id="12"/>
-      <w:bookmarkEnd w:id="13"/>
     </w:p>
     <w:p>
       <w:pPr>
@@ -14232,9 +14229,9 @@
           <w:rtl/>
         </w:rPr>
       </w:pPr>
-      <w:bookmarkStart w:id="14" w:name="_Toc186355619"/>
-      <w:bookmarkStart w:id="15" w:name="_Toc186363749"/>
-      <w:bookmarkStart w:id="16" w:name="_Toc186365526"/>
+      <w:bookmarkStart w:id="13" w:name="_Toc186355619"/>
+      <w:bookmarkStart w:id="14" w:name="_Toc186363749"/>
+      <w:bookmarkStart w:id="15" w:name="_Toc186365526"/>
       <w:r>
         <w:rPr>
           <w:rFonts w:hint="cs"/>
@@ -14242,9 +14239,9 @@
         </w:rPr>
         <w:t>طلب زيادة قدرة اشتراك كهرباء 3 فاز</w:t>
       </w:r>
+      <w:bookmarkEnd w:id="13"/>
       <w:bookmarkEnd w:id="14"/>
       <w:bookmarkEnd w:id="15"/>
-      <w:bookmarkEnd w:id="16"/>
     </w:p>
     <w:p>
       <w:pPr>
@@ -14300,20 +14297,19 @@
           <w:rtl/>
         </w:rPr>
       </w:pPr>
-      <w:bookmarkStart w:id="17" w:name="_Toc186355620"/>
-      <w:bookmarkStart w:id="18" w:name="_Toc186363750"/>
-      <w:bookmarkStart w:id="19" w:name="_Toc186365527"/>
+      <w:bookmarkStart w:id="16" w:name="_Toc186355620"/>
+      <w:bookmarkStart w:id="17" w:name="_Toc186363750"/>
+      <w:bookmarkStart w:id="18" w:name="_Toc186365527"/>
       <w:r>
         <w:rPr>
           <w:rFonts w:hint="cs"/>
           <w:rtl/>
         </w:rPr>
-        <w:lastRenderedPageBreak/>
         <w:t>نقل اشتراك الكهرباء من موقع الى موقع اخر في بناء جديد</w:t>
       </w:r>
+      <w:bookmarkEnd w:id="16"/>
       <w:bookmarkEnd w:id="17"/>
       <w:bookmarkEnd w:id="18"/>
-      <w:bookmarkEnd w:id="19"/>
     </w:p>
     <w:p>
       <w:pPr>
@@ -14339,6 +14335,7 @@
           <w:szCs w:val="28"/>
           <w:rtl/>
         </w:rPr>
+        <w:lastRenderedPageBreak/>
         <w:t xml:space="preserve">يتم اجراء هذا الطلب في حال طلب المشترك نقل اشتراكه الكهرباء من بناء إلى بناء جديد ويخضع الطلب لنفس اجراءات طلب الاشتراك (يرجى مراجعة اجراءات الاشتراك الجديد) من حيث براءة ذمة المالية والبلدية ويختلف عن الاشتراك الجديد </w:t>
       </w:r>
       <w:r>
@@ -14401,9 +14398,9 @@
           <w:rtl/>
         </w:rPr>
       </w:pPr>
-      <w:bookmarkStart w:id="20" w:name="_Toc186355621"/>
-      <w:bookmarkStart w:id="21" w:name="_Toc186363751"/>
-      <w:bookmarkStart w:id="22" w:name="_Toc186365528"/>
+      <w:bookmarkStart w:id="19" w:name="_Toc186355621"/>
+      <w:bookmarkStart w:id="20" w:name="_Toc186363751"/>
+      <w:bookmarkStart w:id="21" w:name="_Toc186365528"/>
       <w:r>
         <w:rPr>
           <w:rFonts w:hint="cs"/>
@@ -14411,9 +14408,9 @@
         </w:rPr>
         <w:t>تنازل عن اشتراك الكهرباء</w:t>
       </w:r>
+      <w:bookmarkEnd w:id="19"/>
       <w:bookmarkEnd w:id="20"/>
       <w:bookmarkEnd w:id="21"/>
-      <w:bookmarkEnd w:id="22"/>
     </w:p>
     <w:p>
       <w:pPr>
@@ -14616,9 +14613,9 @@
           <w:rtl/>
         </w:rPr>
       </w:pPr>
-      <w:bookmarkStart w:id="23" w:name="_Toc186355622"/>
-      <w:bookmarkStart w:id="24" w:name="_Toc186363752"/>
-      <w:bookmarkStart w:id="25" w:name="_Toc186365529"/>
+      <w:bookmarkStart w:id="22" w:name="_Toc186355622"/>
+      <w:bookmarkStart w:id="23" w:name="_Toc186363752"/>
+      <w:bookmarkStart w:id="24" w:name="_Toc186365529"/>
       <w:r>
         <w:rPr>
           <w:rFonts w:hint="cs"/>
@@ -14626,9 +14623,9 @@
         </w:rPr>
         <w:t>فصل اشتراك بشكل مؤقت</w:t>
       </w:r>
+      <w:bookmarkEnd w:id="22"/>
       <w:bookmarkEnd w:id="23"/>
       <w:bookmarkEnd w:id="24"/>
-      <w:bookmarkEnd w:id="25"/>
     </w:p>
     <w:p>
       <w:pPr>
@@ -14766,9 +14763,9 @@
           <w:rtl/>
         </w:rPr>
       </w:pPr>
-      <w:bookmarkStart w:id="26" w:name="_Toc186355623"/>
-      <w:bookmarkStart w:id="27" w:name="_Toc186363753"/>
-      <w:bookmarkStart w:id="28" w:name="_Toc186365530"/>
+      <w:bookmarkStart w:id="25" w:name="_Toc186355623"/>
+      <w:bookmarkStart w:id="26" w:name="_Toc186363753"/>
+      <w:bookmarkStart w:id="27" w:name="_Toc186365530"/>
       <w:r>
         <w:rPr>
           <w:rFonts w:hint="cs"/>
@@ -14776,9 +14773,9 @@
         </w:rPr>
         <w:t>اعادة وصل اشتراك كهرباء مفصول بطلب المشترك</w:t>
       </w:r>
+      <w:bookmarkEnd w:id="25"/>
       <w:bookmarkEnd w:id="26"/>
       <w:bookmarkEnd w:id="27"/>
-      <w:bookmarkEnd w:id="28"/>
       <w:r>
         <w:rPr>
           <w:rFonts w:ascii="Simplified Arabic" w:hAnsi="Simplified Arabic" w:hint="cs"/>
@@ -14808,7 +14805,6 @@
           <w:szCs w:val="28"/>
           <w:rtl/>
         </w:rPr>
-        <w:lastRenderedPageBreak/>
         <w:t xml:space="preserve">في حال رغبة المشترك </w:t>
       </w:r>
       <w:r>
@@ -14945,6 +14941,7 @@
           <w:szCs w:val="28"/>
           <w:rtl/>
         </w:rPr>
+        <w:lastRenderedPageBreak/>
         <w:t xml:space="preserve">يتم تحويل الطلب إلى القسم الفني </w:t>
       </w:r>
       <w:r>
@@ -15024,9 +15021,9 @@
           <w:rtl/>
         </w:rPr>
       </w:pPr>
-      <w:bookmarkStart w:id="29" w:name="_Toc186355624"/>
-      <w:bookmarkStart w:id="30" w:name="_Toc186363754"/>
-      <w:bookmarkStart w:id="31" w:name="_Toc186365531"/>
+      <w:bookmarkStart w:id="28" w:name="_Toc186355624"/>
+      <w:bookmarkStart w:id="29" w:name="_Toc186363754"/>
+      <w:bookmarkStart w:id="30" w:name="_Toc186365531"/>
       <w:r>
         <w:rPr>
           <w:rFonts w:hint="cs"/>
@@ -15034,9 +15031,9 @@
         </w:rPr>
         <w:t>تغيير تعرفة اشتراك الكهرباء</w:t>
       </w:r>
+      <w:bookmarkEnd w:id="28"/>
       <w:bookmarkEnd w:id="29"/>
       <w:bookmarkEnd w:id="30"/>
-      <w:bookmarkEnd w:id="31"/>
     </w:p>
     <w:p>
       <w:pPr>
@@ -15476,7 +15473,6 @@
           <w:szCs w:val="28"/>
           <w:rtl/>
         </w:rPr>
-        <w:lastRenderedPageBreak/>
         <w:t>تقديم الطلب ودفع الرسوم</w:t>
       </w:r>
     </w:p>
@@ -15566,9 +15562,9 @@
           <w:rtl/>
         </w:rPr>
       </w:pPr>
-      <w:bookmarkStart w:id="32" w:name="_Toc186355625"/>
-      <w:bookmarkStart w:id="33" w:name="_Toc186363755"/>
-      <w:bookmarkStart w:id="34" w:name="_Toc186365532"/>
+      <w:bookmarkStart w:id="31" w:name="_Toc186355625"/>
+      <w:bookmarkStart w:id="32" w:name="_Toc186363755"/>
+      <w:bookmarkStart w:id="33" w:name="_Toc186365532"/>
       <w:r>
         <w:rPr>
           <w:rFonts w:hint="cs"/>
@@ -15576,9 +15572,9 @@
         </w:rPr>
         <w:t>نقل اعمدة  وخطوط كهرباء معارضة واجراء صيانة للشبكة العامة</w:t>
       </w:r>
+      <w:bookmarkEnd w:id="31"/>
       <w:bookmarkEnd w:id="32"/>
       <w:bookmarkEnd w:id="33"/>
-      <w:bookmarkEnd w:id="34"/>
     </w:p>
     <w:p>
       <w:pPr>
@@ -15599,6 +15595,7 @@
           <w:szCs w:val="28"/>
           <w:rtl/>
         </w:rPr>
+        <w:lastRenderedPageBreak/>
         <w:t>في حال حاجة المشترك لتنحية ونقل شبكة كهرباء أو عمود كهرباء يعارض أعمال البناء قرب عقار المشترك يلزم الاجراء التالي:</w:t>
       </w:r>
     </w:p>
@@ -15737,9 +15734,9 @@
           <w:rtl/>
         </w:rPr>
       </w:pPr>
-      <w:bookmarkStart w:id="35" w:name="_Toc186355626"/>
-      <w:bookmarkStart w:id="36" w:name="_Toc186363756"/>
-      <w:bookmarkStart w:id="37" w:name="_Toc186365533"/>
+      <w:bookmarkStart w:id="34" w:name="_Toc186355626"/>
+      <w:bookmarkStart w:id="35" w:name="_Toc186363756"/>
+      <w:bookmarkStart w:id="36" w:name="_Toc186365533"/>
       <w:r>
         <w:rPr>
           <w:rFonts w:hint="cs"/>
@@ -15747,9 +15744,9 @@
         </w:rPr>
         <w:t>تغيير عداد الكهرباء من الكتروني إلى عداد مسبق الدفع</w:t>
       </w:r>
+      <w:bookmarkEnd w:id="34"/>
       <w:bookmarkEnd w:id="35"/>
       <w:bookmarkEnd w:id="36"/>
-      <w:bookmarkEnd w:id="37"/>
     </w:p>
     <w:p>
       <w:pPr>
@@ -15985,7 +15982,6 @@
           <w:szCs w:val="28"/>
           <w:rtl/>
         </w:rPr>
-        <w:lastRenderedPageBreak/>
         <w:t>جدولة الديون في حال وجود ديون حسب التعليمات والاتفاق مع المشترك</w:t>
       </w:r>
     </w:p>
@@ -15997,9 +15993,9 @@
           <w:rtl/>
         </w:rPr>
       </w:pPr>
-      <w:bookmarkStart w:id="38" w:name="_Toc186355627"/>
-      <w:bookmarkStart w:id="39" w:name="_Toc186363757"/>
-      <w:bookmarkStart w:id="40" w:name="_Toc186365534"/>
+      <w:bookmarkStart w:id="37" w:name="_Toc186355627"/>
+      <w:bookmarkStart w:id="38" w:name="_Toc186363757"/>
+      <w:bookmarkStart w:id="39" w:name="_Toc186365534"/>
       <w:r>
         <w:rPr>
           <w:rFonts w:hint="cs"/>
@@ -16007,9 +16003,9 @@
         </w:rPr>
         <w:t>معالجة ضعف التيار الكهربائي</w:t>
       </w:r>
+      <w:bookmarkEnd w:id="37"/>
       <w:bookmarkEnd w:id="38"/>
       <w:bookmarkEnd w:id="39"/>
-      <w:bookmarkEnd w:id="40"/>
     </w:p>
     <w:p>
       <w:pPr>
@@ -16112,6 +16108,7 @@
           <w:szCs w:val="28"/>
           <w:rtl/>
         </w:rPr>
+        <w:lastRenderedPageBreak/>
         <w:t xml:space="preserve">تقديم طلب في خدمات </w:t>
       </w:r>
       <w:r>
@@ -16208,9 +16205,9 @@
           <w:rtl/>
         </w:rPr>
       </w:pPr>
-      <w:bookmarkStart w:id="41" w:name="_Toc186355628"/>
-      <w:bookmarkStart w:id="42" w:name="_Toc186363758"/>
-      <w:bookmarkStart w:id="43" w:name="_Toc186365535"/>
+      <w:bookmarkStart w:id="40" w:name="_Toc186355628"/>
+      <w:bookmarkStart w:id="41" w:name="_Toc186363758"/>
+      <w:bookmarkStart w:id="42" w:name="_Toc186365535"/>
       <w:r>
         <w:rPr>
           <w:rFonts w:hint="cs"/>
@@ -16218,9 +16215,9 @@
         </w:rPr>
         <w:t>وصل خط كهرباء لانارة أحبال زينه للمناسبات</w:t>
       </w:r>
+      <w:bookmarkEnd w:id="40"/>
       <w:bookmarkEnd w:id="41"/>
       <w:bookmarkEnd w:id="42"/>
-      <w:bookmarkEnd w:id="43"/>
     </w:p>
     <w:p>
       <w:pPr>
@@ -16327,9 +16324,9 @@
           <w:rtl/>
         </w:rPr>
       </w:pPr>
-      <w:bookmarkStart w:id="44" w:name="_Toc186355629"/>
-      <w:bookmarkStart w:id="45" w:name="_Toc186363759"/>
-      <w:bookmarkStart w:id="46" w:name="_Toc186365536"/>
+      <w:bookmarkStart w:id="43" w:name="_Toc186355629"/>
+      <w:bookmarkStart w:id="44" w:name="_Toc186363759"/>
+      <w:bookmarkStart w:id="45" w:name="_Toc186365536"/>
       <w:r>
         <w:rPr>
           <w:rFonts w:hint="cs"/>
@@ -16337,9 +16334,9 @@
         </w:rPr>
         <w:t>فحص عداد الكهرباء للتأكد من سلامة الاستهلاك</w:t>
       </w:r>
+      <w:bookmarkEnd w:id="43"/>
       <w:bookmarkEnd w:id="44"/>
       <w:bookmarkEnd w:id="45"/>
-      <w:bookmarkEnd w:id="46"/>
     </w:p>
     <w:p>
       <w:pPr>
@@ -16499,7 +16496,6 @@
           <w:szCs w:val="28"/>
           <w:rtl/>
         </w:rPr>
-        <w:lastRenderedPageBreak/>
         <w:t xml:space="preserve">لعمل طلب فحص عداد يلزم تقديم الطلب ودفع رسوم فحص العداد وفي حال تبين وجود خلل في العداد يتم تغيير العداد على حساب كهرباء الخليل ويتم تعديل الفواتير من تاريخ الاعتراض. </w:t>
       </w:r>
     </w:p>
@@ -16586,9 +16582,9 @@
           <w:rtl/>
         </w:rPr>
       </w:pPr>
-      <w:bookmarkStart w:id="47" w:name="_Toc186355630"/>
-      <w:bookmarkStart w:id="48" w:name="_Toc186363760"/>
-      <w:bookmarkStart w:id="49" w:name="_Toc186365537"/>
+      <w:bookmarkStart w:id="46" w:name="_Toc186355630"/>
+      <w:bookmarkStart w:id="47" w:name="_Toc186363760"/>
+      <w:bookmarkStart w:id="48" w:name="_Toc186365537"/>
       <w:r>
         <w:rPr>
           <w:rFonts w:hint="cs"/>
@@ -16596,9 +16592,9 @@
         </w:rPr>
         <w:t>نقل عداد الكهرباء داخل البناء في نفس الموقع</w:t>
       </w:r>
+      <w:bookmarkEnd w:id="46"/>
       <w:bookmarkEnd w:id="47"/>
       <w:bookmarkEnd w:id="48"/>
-      <w:bookmarkEnd w:id="49"/>
     </w:p>
     <w:p>
       <w:pPr>
@@ -16611,6 +16607,7 @@
           <w:rtl/>
         </w:rPr>
       </w:pPr>
+      <w:bookmarkStart w:id="49" w:name="_GoBack"/>
       <w:r>
         <w:rPr>
           <w:rFonts w:ascii="Simplified Arabic" w:hAnsi="Simplified Arabic" w:cs="Simplified Arabic" w:hint="cs"/>
@@ -16618,6 +16615,7 @@
           <w:szCs w:val="28"/>
           <w:rtl/>
         </w:rPr>
+        <w:lastRenderedPageBreak/>
         <w:t>في حال رغبة المشترك بتغير موقع عداد الكهرباء داخل العقار يلزم الاجراء التالي:</w:t>
       </w:r>
     </w:p>
@@ -16734,6 +16732,7 @@
       <w:bookmarkStart w:id="50" w:name="_Toc186355631"/>
       <w:bookmarkStart w:id="51" w:name="_Toc186363761"/>
       <w:bookmarkStart w:id="52" w:name="_Toc186365538"/>
+      <w:bookmarkEnd w:id="49"/>
       <w:r>
         <w:rPr>
           <w:rFonts w:hint="cs"/>
@@ -16980,7 +16979,6 @@
           <w:szCs w:val="28"/>
           <w:rtl/>
         </w:rPr>
-        <w:lastRenderedPageBreak/>
         <w:t xml:space="preserve">بعد تقديم الطلب سيتم اجراء كشف ميداني من الموظف المختص والرد على الطلب </w:t>
       </w:r>
     </w:p>
@@ -17149,6 +17147,7 @@
           <w:szCs w:val="28"/>
           <w:rtl/>
         </w:rPr>
+        <w:lastRenderedPageBreak/>
         <w:t xml:space="preserve">يتم تقديم هذا الطلب </w:t>
       </w:r>
       <w:r>
@@ -17503,7 +17502,6 @@
           <w:szCs w:val="28"/>
           <w:rtl/>
         </w:rPr>
-        <w:lastRenderedPageBreak/>
         <w:t xml:space="preserve">يتم تحويل الطلب إلى القسم الفني للكشف على الموقع وتقدير المواد المطلوبة </w:t>
       </w:r>
       <w:r>
@@ -17759,6 +17757,7 @@
           <w:rFonts w:hint="cs"/>
           <w:rtl/>
         </w:rPr>
+        <w:lastRenderedPageBreak/>
         <w:t>طلب الربط بالطاقة الشمسية</w:t>
       </w:r>
       <w:bookmarkEnd w:id="68"/>
@@ -21566,7 +21565,6 @@
           <w:szCs w:val="28"/>
           <w:rtl/>
         </w:rPr>
-        <w:lastRenderedPageBreak/>
         <w:t>عمل</w:t>
       </w:r>
       <w:r>
@@ -21921,6 +21919,7 @@
           <w:szCs w:val="28"/>
           <w:rtl/>
         </w:rPr>
+        <w:lastRenderedPageBreak/>
         <w:t>عدم</w:t>
       </w:r>
       <w:r>
@@ -25458,7 +25457,6 @@
           <w:szCs w:val="28"/>
           <w:rtl/>
         </w:rPr>
-        <w:lastRenderedPageBreak/>
         <w:t>تقليل</w:t>
       </w:r>
       <w:r>
@@ -25848,6 +25846,7 @@
           <w:szCs w:val="28"/>
           <w:rtl/>
         </w:rPr>
+        <w:lastRenderedPageBreak/>
         <w:t>استبدال</w:t>
       </w:r>
       <w:r>
@@ -26820,7 +26819,7 @@
 </file>
 
 <file path=word/endnotes.xml><?xml version="1.0" encoding="utf-8"?>
-<w:endnotes xmlns:wpc="http://schemas.microsoft.com/office/word/2010/wordprocessingCanvas" xmlns:mc="http://schemas.openxmlformats.org/markup-compatibility/2006" xmlns:o="urn:schemas-microsoft-com:office:office" xmlns:r="http://schemas.openxmlformats.org/officeDocument/2006/relationships" xmlns:m="http://schemas.openxmlformats.org/officeDocument/2006/math" xmlns:v="urn:schemas-microsoft-com:vml" xmlns:wp14="http://schemas.microsoft.com/office/word/2010/wordprocessingDrawing" xmlns:wp="http://schemas.openxmlformats.org/drawingml/2006/wordprocessingDrawing" xmlns:w10="urn:schemas-microsoft-com:office:word" xmlns:w="http://schemas.openxmlformats.org/wordprocessingml/2006/main" xmlns:w14="http://schemas.microsoft.com/office/word/2010/wordml" xmlns:w15="http://schemas.microsoft.com/office/word/2012/wordml" xmlns:wpg="http://schemas.microsoft.com/office/word/2010/wordprocessingGroup" xmlns:wpi="http://schemas.microsoft.com/office/word/2010/wordprocessingInk" xmlns:wne="http://schemas.microsoft.com/office/word/2006/wordml" xmlns:wps="http://schemas.microsoft.com/office/word/2010/wordprocessingShape" mc:Ignorable="w14 w15 wp14">
+<w:endnotes xmlns:wpc="http://schemas.microsoft.com/office/word/2010/wordprocessingCanvas" xmlns:cx="http://schemas.microsoft.com/office/drawing/2014/chartex" xmlns:cx1="http://schemas.microsoft.com/office/drawing/2015/9/8/chartex" xmlns:mc="http://schemas.openxmlformats.org/markup-compatibility/2006" xmlns:o="urn:schemas-microsoft-com:office:office" xmlns:r="http://schemas.openxmlformats.org/officeDocument/2006/relationships" xmlns:m="http://schemas.openxmlformats.org/officeDocument/2006/math" xmlns:v="urn:schemas-microsoft-com:vml" xmlns:wp14="http://schemas.microsoft.com/office/word/2010/wordprocessingDrawing" xmlns:wp="http://schemas.openxmlformats.org/drawingml/2006/wordprocessingDrawing" xmlns:w10="urn:schemas-microsoft-com:office:word" xmlns:w="http://schemas.openxmlformats.org/wordprocessingml/2006/main" xmlns:w14="http://schemas.microsoft.com/office/word/2010/wordml" xmlns:w15="http://schemas.microsoft.com/office/word/2012/wordml" xmlns:w16se="http://schemas.microsoft.com/office/word/2015/wordml/symex" xmlns:wpg="http://schemas.microsoft.com/office/word/2010/wordprocessingGroup" xmlns:wpi="http://schemas.microsoft.com/office/word/2010/wordprocessingInk" xmlns:wne="http://schemas.microsoft.com/office/word/2006/wordml" xmlns:wps="http://schemas.microsoft.com/office/word/2010/wordprocessingShape" mc:Ignorable="w14 w15 w16se wp14">
   <w:endnote w:type="separator" w:id="-1">
     <w:p>
       <w:pPr>
@@ -26845,7 +26844,7 @@
 </file>
 
 <file path=word/footer1.xml><?xml version="1.0" encoding="utf-8"?>
-<w:ftr xmlns:wpc="http://schemas.microsoft.com/office/word/2010/wordprocessingCanvas" xmlns:mc="http://schemas.openxmlformats.org/markup-compatibility/2006" xmlns:o="urn:schemas-microsoft-com:office:office" xmlns:r="http://schemas.openxmlformats.org/officeDocument/2006/relationships" xmlns:m="http://schemas.openxmlformats.org/officeDocument/2006/math" xmlns:v="urn:schemas-microsoft-com:vml" xmlns:wp14="http://schemas.microsoft.com/office/word/2010/wordprocessingDrawing" xmlns:wp="http://schemas.openxmlformats.org/drawingml/2006/wordprocessingDrawing" xmlns:w10="urn:schemas-microsoft-com:office:word" xmlns:w="http://schemas.openxmlformats.org/wordprocessingml/2006/main" xmlns:w14="http://schemas.microsoft.com/office/word/2010/wordml" xmlns:w15="http://schemas.microsoft.com/office/word/2012/wordml" xmlns:wpg="http://schemas.microsoft.com/office/word/2010/wordprocessingGroup" xmlns:wpi="http://schemas.microsoft.com/office/word/2010/wordprocessingInk" xmlns:wne="http://schemas.microsoft.com/office/word/2006/wordml" xmlns:wps="http://schemas.microsoft.com/office/word/2010/wordprocessingShape" mc:Ignorable="w14 w15 wp14">
+<w:ftr xmlns:wpc="http://schemas.microsoft.com/office/word/2010/wordprocessingCanvas" xmlns:cx="http://schemas.microsoft.com/office/drawing/2014/chartex" xmlns:cx1="http://schemas.microsoft.com/office/drawing/2015/9/8/chartex" xmlns:mc="http://schemas.openxmlformats.org/markup-compatibility/2006" xmlns:o="urn:schemas-microsoft-com:office:office" xmlns:r="http://schemas.openxmlformats.org/officeDocument/2006/relationships" xmlns:m="http://schemas.openxmlformats.org/officeDocument/2006/math" xmlns:v="urn:schemas-microsoft-com:vml" xmlns:wp14="http://schemas.microsoft.com/office/word/2010/wordprocessingDrawing" xmlns:wp="http://schemas.openxmlformats.org/drawingml/2006/wordprocessingDrawing" xmlns:w10="urn:schemas-microsoft-com:office:word" xmlns:w="http://schemas.openxmlformats.org/wordprocessingml/2006/main" xmlns:w14="http://schemas.microsoft.com/office/word/2010/wordml" xmlns:w15="http://schemas.microsoft.com/office/word/2012/wordml" xmlns:w16se="http://schemas.microsoft.com/office/word/2015/wordml/symex" xmlns:wpg="http://schemas.microsoft.com/office/word/2010/wordprocessingGroup" xmlns:wpi="http://schemas.microsoft.com/office/word/2010/wordprocessingInk" xmlns:wne="http://schemas.microsoft.com/office/word/2006/wordml" xmlns:wps="http://schemas.microsoft.com/office/word/2010/wordprocessingShape" mc:Ignorable="w14 w15 w16se wp14">
   <w:sdt>
     <w:sdtPr>
       <w:rPr>
@@ -26882,7 +26881,7 @@
             <w:noProof/>
             <w:rtl/>
           </w:rPr>
-          <w:t>21</w:t>
+          <w:t>13</w:t>
         </w:r>
         <w:r>
           <w:rPr>
@@ -26902,7 +26901,7 @@
 </file>
 
 <file path=word/footnotes.xml><?xml version="1.0" encoding="utf-8"?>
-<w:footnotes xmlns:wpc="http://schemas.microsoft.com/office/word/2010/wordprocessingCanvas" xmlns:mc="http://schemas.openxmlformats.org/markup-compatibility/2006" xmlns:o="urn:schemas-microsoft-com:office:office" xmlns:r="http://schemas.openxmlformats.org/officeDocument/2006/relationships" xmlns:m="http://schemas.openxmlformats.org/officeDocument/2006/math" xmlns:v="urn:schemas-microsoft-com:vml" xmlns:wp14="http://schemas.microsoft.com/office/word/2010/wordprocessingDrawing" xmlns:wp="http://schemas.openxmlformats.org/drawingml/2006/wordprocessingDrawing" xmlns:w10="urn:schemas-microsoft-com:office:word" xmlns:w="http://schemas.openxmlformats.org/wordprocessingml/2006/main" xmlns:w14="http://schemas.microsoft.com/office/word/2010/wordml" xmlns:w15="http://schemas.microsoft.com/office/word/2012/wordml" xmlns:wpg="http://schemas.microsoft.com/office/word/2010/wordprocessingGroup" xmlns:wpi="http://schemas.microsoft.com/office/word/2010/wordprocessingInk" xmlns:wne="http://schemas.microsoft.com/office/word/2006/wordml" xmlns:wps="http://schemas.microsoft.com/office/word/2010/wordprocessingShape" mc:Ignorable="w14 w15 wp14">
+<w:footnotes xmlns:wpc="http://schemas.microsoft.com/office/word/2010/wordprocessingCanvas" xmlns:cx="http://schemas.microsoft.com/office/drawing/2014/chartex" xmlns:cx1="http://schemas.microsoft.com/office/drawing/2015/9/8/chartex" xmlns:mc="http://schemas.openxmlformats.org/markup-compatibility/2006" xmlns:o="urn:schemas-microsoft-com:office:office" xmlns:r="http://schemas.openxmlformats.org/officeDocument/2006/relationships" xmlns:m="http://schemas.openxmlformats.org/officeDocument/2006/math" xmlns:v="urn:schemas-microsoft-com:vml" xmlns:wp14="http://schemas.microsoft.com/office/word/2010/wordprocessingDrawing" xmlns:wp="http://schemas.openxmlformats.org/drawingml/2006/wordprocessingDrawing" xmlns:w10="urn:schemas-microsoft-com:office:word" xmlns:w="http://schemas.openxmlformats.org/wordprocessingml/2006/main" xmlns:w14="http://schemas.microsoft.com/office/word/2010/wordml" xmlns:w15="http://schemas.microsoft.com/office/word/2012/wordml" xmlns:w16se="http://schemas.microsoft.com/office/word/2015/wordml/symex" xmlns:wpg="http://schemas.microsoft.com/office/word/2010/wordprocessingGroup" xmlns:wpi="http://schemas.microsoft.com/office/word/2010/wordprocessingInk" xmlns:wne="http://schemas.microsoft.com/office/word/2006/wordml" xmlns:wps="http://schemas.microsoft.com/office/word/2010/wordprocessingShape" mc:Ignorable="w14 w15 w16se wp14">
   <w:footnote w:type="separator" w:id="-1">
     <w:p>
       <w:pPr>
@@ -26927,8 +26926,8 @@
 </file>
 
 <file path=word/numbering.xml><?xml version="1.0" encoding="utf-8"?>
-<w:numbering xmlns:wpc="http://schemas.microsoft.com/office/word/2010/wordprocessingCanvas" xmlns:mc="http://schemas.openxmlformats.org/markup-compatibility/2006" xmlns:o="urn:schemas-microsoft-com:office:office" xmlns:r="http://schemas.openxmlformats.org/officeDocument/2006/relationships" xmlns:m="http://schemas.openxmlformats.org/officeDocument/2006/math" xmlns:v="urn:schemas-microsoft-com:vml" xmlns:wp14="http://schemas.microsoft.com/office/word/2010/wordprocessingDrawing" xmlns:wp="http://schemas.openxmlformats.org/drawingml/2006/wordprocessingDrawing" xmlns:w10="urn:schemas-microsoft-com:office:word" xmlns:w="http://schemas.openxmlformats.org/wordprocessingml/2006/main" xmlns:w14="http://schemas.microsoft.com/office/word/2010/wordml" xmlns:w15="http://schemas.microsoft.com/office/word/2012/wordml" xmlns:wpg="http://schemas.microsoft.com/office/word/2010/wordprocessingGroup" xmlns:wpi="http://schemas.microsoft.com/office/word/2010/wordprocessingInk" xmlns:wne="http://schemas.microsoft.com/office/word/2006/wordml" xmlns:wps="http://schemas.microsoft.com/office/word/2010/wordprocessingShape" mc:Ignorable="w14 w15 wp14">
-  <w:abstractNum w:abstractNumId="0">
+<w:numbering xmlns:wpc="http://schemas.microsoft.com/office/word/2010/wordprocessingCanvas" xmlns:cx="http://schemas.microsoft.com/office/drawing/2014/chartex" xmlns:cx1="http://schemas.microsoft.com/office/drawing/2015/9/8/chartex" xmlns:mc="http://schemas.openxmlformats.org/markup-compatibility/2006" xmlns:o="urn:schemas-microsoft-com:office:office" xmlns:r="http://schemas.openxmlformats.org/officeDocument/2006/relationships" xmlns:m="http://schemas.openxmlformats.org/officeDocument/2006/math" xmlns:v="urn:schemas-microsoft-com:vml" xmlns:wp14="http://schemas.microsoft.com/office/word/2010/wordprocessingDrawing" xmlns:wp="http://schemas.openxmlformats.org/drawingml/2006/wordprocessingDrawing" xmlns:w10="urn:schemas-microsoft-com:office:word" xmlns:w="http://schemas.openxmlformats.org/wordprocessingml/2006/main" xmlns:w14="http://schemas.microsoft.com/office/word/2010/wordml" xmlns:w15="http://schemas.microsoft.com/office/word/2012/wordml" xmlns:w16se="http://schemas.microsoft.com/office/word/2015/wordml/symex" xmlns:wpg="http://schemas.microsoft.com/office/word/2010/wordprocessingGroup" xmlns:wpi="http://schemas.microsoft.com/office/word/2010/wordprocessingInk" xmlns:wne="http://schemas.microsoft.com/office/word/2006/wordml" xmlns:wps="http://schemas.microsoft.com/office/word/2010/wordprocessingShape" mc:Ignorable="w14 w15 w16se wp14">
+  <w:abstractNum w:abstractNumId="0" w15:restartNumberingAfterBreak="0">
     <w:nsid w:val="008C1F91"/>
     <w:multiLevelType w:val="hybridMultilevel"/>
     <w:tmpl w:val="46EE85BE"/>
@@ -27041,7 +27040,7 @@
       </w:rPr>
     </w:lvl>
   </w:abstractNum>
-  <w:abstractNum w:abstractNumId="1">
+  <w:abstractNum w:abstractNumId="1" w15:restartNumberingAfterBreak="0">
     <w:nsid w:val="01486470"/>
     <w:multiLevelType w:val="hybridMultilevel"/>
     <w:tmpl w:val="D46258A0"/>
@@ -27154,7 +27153,7 @@
       </w:rPr>
     </w:lvl>
   </w:abstractNum>
-  <w:abstractNum w:abstractNumId="2">
+  <w:abstractNum w:abstractNumId="2" w15:restartNumberingAfterBreak="0">
     <w:nsid w:val="055E102A"/>
     <w:multiLevelType w:val="hybridMultilevel"/>
     <w:tmpl w:val="AC20DDB0"/>
@@ -27267,7 +27266,7 @@
       </w:rPr>
     </w:lvl>
   </w:abstractNum>
-  <w:abstractNum w:abstractNumId="3">
+  <w:abstractNum w:abstractNumId="3" w15:restartNumberingAfterBreak="0">
     <w:nsid w:val="0B545515"/>
     <w:multiLevelType w:val="hybridMultilevel"/>
     <w:tmpl w:val="1D048440"/>
@@ -27356,7 +27355,7 @@
       </w:pPr>
     </w:lvl>
   </w:abstractNum>
-  <w:abstractNum w:abstractNumId="4">
+  <w:abstractNum w:abstractNumId="4" w15:restartNumberingAfterBreak="0">
     <w:nsid w:val="0F6535F2"/>
     <w:multiLevelType w:val="hybridMultilevel"/>
     <w:tmpl w:val="9D0C7DF2"/>
@@ -27469,7 +27468,7 @@
       </w:rPr>
     </w:lvl>
   </w:abstractNum>
-  <w:abstractNum w:abstractNumId="5">
+  <w:abstractNum w:abstractNumId="5" w15:restartNumberingAfterBreak="0">
     <w:nsid w:val="12ED3139"/>
     <w:multiLevelType w:val="hybridMultilevel"/>
     <w:tmpl w:val="47FABC3C"/>
@@ -27582,7 +27581,7 @@
       </w:rPr>
     </w:lvl>
   </w:abstractNum>
-  <w:abstractNum w:abstractNumId="6">
+  <w:abstractNum w:abstractNumId="6" w15:restartNumberingAfterBreak="0">
     <w:nsid w:val="141E660E"/>
     <w:multiLevelType w:val="hybridMultilevel"/>
     <w:tmpl w:val="EC146B24"/>
@@ -27695,7 +27694,7 @@
       </w:rPr>
     </w:lvl>
   </w:abstractNum>
-  <w:abstractNum w:abstractNumId="7">
+  <w:abstractNum w:abstractNumId="7" w15:restartNumberingAfterBreak="0">
     <w:nsid w:val="15033F63"/>
     <w:multiLevelType w:val="hybridMultilevel"/>
     <w:tmpl w:val="F578AC00"/>
@@ -27808,7 +27807,7 @@
       </w:rPr>
     </w:lvl>
   </w:abstractNum>
-  <w:abstractNum w:abstractNumId="8">
+  <w:abstractNum w:abstractNumId="8" w15:restartNumberingAfterBreak="0">
     <w:nsid w:val="170301B7"/>
     <w:multiLevelType w:val="hybridMultilevel"/>
     <w:tmpl w:val="EE7CAD44"/>
@@ -27921,7 +27920,7 @@
       </w:rPr>
     </w:lvl>
   </w:abstractNum>
-  <w:abstractNum w:abstractNumId="9">
+  <w:abstractNum w:abstractNumId="9" w15:restartNumberingAfterBreak="0">
     <w:nsid w:val="18C912C3"/>
     <w:multiLevelType w:val="hybridMultilevel"/>
     <w:tmpl w:val="1158D2FC"/>
@@ -28007,7 +28006,7 @@
       </w:pPr>
     </w:lvl>
   </w:abstractNum>
-  <w:abstractNum w:abstractNumId="10">
+  <w:abstractNum w:abstractNumId="10" w15:restartNumberingAfterBreak="0">
     <w:nsid w:val="19254FDC"/>
     <w:multiLevelType w:val="hybridMultilevel"/>
     <w:tmpl w:val="D778A8B2"/>
@@ -28093,7 +28092,7 @@
       </w:pPr>
     </w:lvl>
   </w:abstractNum>
-  <w:abstractNum w:abstractNumId="11">
+  <w:abstractNum w:abstractNumId="11" w15:restartNumberingAfterBreak="0">
     <w:nsid w:val="19EF2AA9"/>
     <w:multiLevelType w:val="hybridMultilevel"/>
     <w:tmpl w:val="C0F2A1F8"/>
@@ -28179,7 +28178,7 @@
       </w:pPr>
     </w:lvl>
   </w:abstractNum>
-  <w:abstractNum w:abstractNumId="12">
+  <w:abstractNum w:abstractNumId="12" w15:restartNumberingAfterBreak="0">
     <w:nsid w:val="1ED75270"/>
     <w:multiLevelType w:val="hybridMultilevel"/>
     <w:tmpl w:val="15FE0EB4"/>
@@ -28292,7 +28291,7 @@
       </w:rPr>
     </w:lvl>
   </w:abstractNum>
-  <w:abstractNum w:abstractNumId="13">
+  <w:abstractNum w:abstractNumId="13" w15:restartNumberingAfterBreak="0">
     <w:nsid w:val="21D521F2"/>
     <w:multiLevelType w:val="hybridMultilevel"/>
     <w:tmpl w:val="0292D788"/>
@@ -28405,7 +28404,7 @@
       </w:rPr>
     </w:lvl>
   </w:abstractNum>
-  <w:abstractNum w:abstractNumId="14">
+  <w:abstractNum w:abstractNumId="14" w15:restartNumberingAfterBreak="0">
     <w:nsid w:val="22845A53"/>
     <w:multiLevelType w:val="hybridMultilevel"/>
     <w:tmpl w:val="ACACB958"/>
@@ -28491,7 +28490,7 @@
       </w:pPr>
     </w:lvl>
   </w:abstractNum>
-  <w:abstractNum w:abstractNumId="15">
+  <w:abstractNum w:abstractNumId="15" w15:restartNumberingAfterBreak="0">
     <w:nsid w:val="2CEE7388"/>
     <w:multiLevelType w:val="hybridMultilevel"/>
     <w:tmpl w:val="FF98F8C4"/>
@@ -28604,7 +28603,7 @@
       </w:rPr>
     </w:lvl>
   </w:abstractNum>
-  <w:abstractNum w:abstractNumId="16">
+  <w:abstractNum w:abstractNumId="16" w15:restartNumberingAfterBreak="0">
     <w:nsid w:val="2E2D2510"/>
     <w:multiLevelType w:val="hybridMultilevel"/>
     <w:tmpl w:val="2E20E362"/>
@@ -28694,7 +28693,7 @@
       </w:pPr>
     </w:lvl>
   </w:abstractNum>
-  <w:abstractNum w:abstractNumId="17">
+  <w:abstractNum w:abstractNumId="17" w15:restartNumberingAfterBreak="0">
     <w:nsid w:val="2E4256CD"/>
     <w:multiLevelType w:val="hybridMultilevel"/>
     <w:tmpl w:val="5F0CC368"/>
@@ -28807,7 +28806,7 @@
       </w:rPr>
     </w:lvl>
   </w:abstractNum>
-  <w:abstractNum w:abstractNumId="18">
+  <w:abstractNum w:abstractNumId="18" w15:restartNumberingAfterBreak="0">
     <w:nsid w:val="346F4FF6"/>
     <w:multiLevelType w:val="hybridMultilevel"/>
     <w:tmpl w:val="945AAE00"/>
@@ -28898,7 +28897,7 @@
       </w:pPr>
     </w:lvl>
   </w:abstractNum>
-  <w:abstractNum w:abstractNumId="19">
+  <w:abstractNum w:abstractNumId="19" w15:restartNumberingAfterBreak="0">
     <w:nsid w:val="39E13F44"/>
     <w:multiLevelType w:val="hybridMultilevel"/>
     <w:tmpl w:val="DA50CBDE"/>
@@ -29011,7 +29010,7 @@
       </w:rPr>
     </w:lvl>
   </w:abstractNum>
-  <w:abstractNum w:abstractNumId="20">
+  <w:abstractNum w:abstractNumId="20" w15:restartNumberingAfterBreak="0">
     <w:nsid w:val="3C17057C"/>
     <w:multiLevelType w:val="hybridMultilevel"/>
     <w:tmpl w:val="2EC0FCFA"/>
@@ -29124,7 +29123,7 @@
       </w:rPr>
     </w:lvl>
   </w:abstractNum>
-  <w:abstractNum w:abstractNumId="21">
+  <w:abstractNum w:abstractNumId="21" w15:restartNumberingAfterBreak="0">
     <w:nsid w:val="401F1B1D"/>
     <w:multiLevelType w:val="hybridMultilevel"/>
     <w:tmpl w:val="CC8C9FAE"/>
@@ -29237,7 +29236,7 @@
       </w:rPr>
     </w:lvl>
   </w:abstractNum>
-  <w:abstractNum w:abstractNumId="22">
+  <w:abstractNum w:abstractNumId="22" w15:restartNumberingAfterBreak="0">
     <w:nsid w:val="485C2528"/>
     <w:multiLevelType w:val="hybridMultilevel"/>
     <w:tmpl w:val="4E8484A2"/>
@@ -29350,7 +29349,7 @@
       </w:rPr>
     </w:lvl>
   </w:abstractNum>
-  <w:abstractNum w:abstractNumId="23">
+  <w:abstractNum w:abstractNumId="23" w15:restartNumberingAfterBreak="0">
     <w:nsid w:val="4DCF4B3C"/>
     <w:multiLevelType w:val="hybridMultilevel"/>
     <w:tmpl w:val="4440C9AE"/>
@@ -29440,7 +29439,7 @@
       </w:pPr>
     </w:lvl>
   </w:abstractNum>
-  <w:abstractNum w:abstractNumId="24">
+  <w:abstractNum w:abstractNumId="24" w15:restartNumberingAfterBreak="0">
     <w:nsid w:val="51561416"/>
     <w:multiLevelType w:val="hybridMultilevel"/>
     <w:tmpl w:val="7F4AD8D6"/>
@@ -29553,7 +29552,7 @@
       </w:rPr>
     </w:lvl>
   </w:abstractNum>
-  <w:abstractNum w:abstractNumId="25">
+  <w:abstractNum w:abstractNumId="25" w15:restartNumberingAfterBreak="0">
     <w:nsid w:val="52110C18"/>
     <w:multiLevelType w:val="hybridMultilevel"/>
     <w:tmpl w:val="344C9A7C"/>
@@ -29666,7 +29665,7 @@
       </w:rPr>
     </w:lvl>
   </w:abstractNum>
-  <w:abstractNum w:abstractNumId="26">
+  <w:abstractNum w:abstractNumId="26" w15:restartNumberingAfterBreak="0">
     <w:nsid w:val="58933F34"/>
     <w:multiLevelType w:val="hybridMultilevel"/>
     <w:tmpl w:val="FE940A0C"/>
@@ -29779,7 +29778,7 @@
       </w:rPr>
     </w:lvl>
   </w:abstractNum>
-  <w:abstractNum w:abstractNumId="27">
+  <w:abstractNum w:abstractNumId="27" w15:restartNumberingAfterBreak="0">
     <w:nsid w:val="5EB76AC8"/>
     <w:multiLevelType w:val="hybridMultilevel"/>
     <w:tmpl w:val="6CE61C26"/>
@@ -29865,7 +29864,7 @@
       </w:pPr>
     </w:lvl>
   </w:abstractNum>
-  <w:abstractNum w:abstractNumId="28">
+  <w:abstractNum w:abstractNumId="28" w15:restartNumberingAfterBreak="0">
     <w:nsid w:val="61EA2370"/>
     <w:multiLevelType w:val="hybridMultilevel"/>
     <w:tmpl w:val="87E6F2DA"/>
@@ -29951,7 +29950,7 @@
       </w:pPr>
     </w:lvl>
   </w:abstractNum>
-  <w:abstractNum w:abstractNumId="29">
+  <w:abstractNum w:abstractNumId="29" w15:restartNumberingAfterBreak="0">
     <w:nsid w:val="629D5EF8"/>
     <w:multiLevelType w:val="hybridMultilevel"/>
     <w:tmpl w:val="2A9AAECC"/>
@@ -30064,7 +30063,7 @@
       </w:rPr>
     </w:lvl>
   </w:abstractNum>
-  <w:abstractNum w:abstractNumId="30">
+  <w:abstractNum w:abstractNumId="30" w15:restartNumberingAfterBreak="0">
     <w:nsid w:val="62A34DAC"/>
     <w:multiLevelType w:val="multilevel"/>
     <w:tmpl w:val="0016AB8C"/>
@@ -30181,7 +30180,7 @@
       </w:pPr>
     </w:lvl>
   </w:abstractNum>
-  <w:abstractNum w:abstractNumId="31">
+  <w:abstractNum w:abstractNumId="31" w15:restartNumberingAfterBreak="0">
     <w:nsid w:val="65263039"/>
     <w:multiLevelType w:val="hybridMultilevel"/>
     <w:tmpl w:val="73A880EC"/>
@@ -30294,7 +30293,7 @@
       </w:rPr>
     </w:lvl>
   </w:abstractNum>
-  <w:abstractNum w:abstractNumId="32">
+  <w:abstractNum w:abstractNumId="32" w15:restartNumberingAfterBreak="0">
     <w:nsid w:val="66DA0F4F"/>
     <w:multiLevelType w:val="hybridMultilevel"/>
     <w:tmpl w:val="E8BC25FC"/>
@@ -30407,7 +30406,7 @@
       </w:rPr>
     </w:lvl>
   </w:abstractNum>
-  <w:abstractNum w:abstractNumId="33">
+  <w:abstractNum w:abstractNumId="33" w15:restartNumberingAfterBreak="0">
     <w:nsid w:val="6A9A6D13"/>
     <w:multiLevelType w:val="hybridMultilevel"/>
     <w:tmpl w:val="97FAEF02"/>
@@ -30520,7 +30519,7 @@
       </w:rPr>
     </w:lvl>
   </w:abstractNum>
-  <w:abstractNum w:abstractNumId="34">
+  <w:abstractNum w:abstractNumId="34" w15:restartNumberingAfterBreak="0">
     <w:nsid w:val="6AF5769E"/>
     <w:multiLevelType w:val="hybridMultilevel"/>
     <w:tmpl w:val="D3BC8D9A"/>
@@ -30633,7 +30632,7 @@
       </w:rPr>
     </w:lvl>
   </w:abstractNum>
-  <w:abstractNum w:abstractNumId="35">
+  <w:abstractNum w:abstractNumId="35" w15:restartNumberingAfterBreak="0">
     <w:nsid w:val="6CED7E17"/>
     <w:multiLevelType w:val="hybridMultilevel"/>
     <w:tmpl w:val="F4F06718"/>
@@ -30746,7 +30745,7 @@
       </w:rPr>
     </w:lvl>
   </w:abstractNum>
-  <w:abstractNum w:abstractNumId="36">
+  <w:abstractNum w:abstractNumId="36" w15:restartNumberingAfterBreak="0">
     <w:nsid w:val="71C60A9F"/>
     <w:multiLevelType w:val="hybridMultilevel"/>
     <w:tmpl w:val="35CAD464"/>
@@ -30859,7 +30858,7 @@
       </w:rPr>
     </w:lvl>
   </w:abstractNum>
-  <w:abstractNum w:abstractNumId="37">
+  <w:abstractNum w:abstractNumId="37" w15:restartNumberingAfterBreak="0">
     <w:nsid w:val="72487B91"/>
     <w:multiLevelType w:val="hybridMultilevel"/>
     <w:tmpl w:val="711CC246"/>
@@ -30972,7 +30971,7 @@
       </w:rPr>
     </w:lvl>
   </w:abstractNum>
-  <w:abstractNum w:abstractNumId="38">
+  <w:abstractNum w:abstractNumId="38" w15:restartNumberingAfterBreak="0">
     <w:nsid w:val="74F41887"/>
     <w:multiLevelType w:val="hybridMultilevel"/>
     <w:tmpl w:val="57D26ED8"/>
@@ -31085,7 +31084,7 @@
       </w:rPr>
     </w:lvl>
   </w:abstractNum>
-  <w:abstractNum w:abstractNumId="39">
+  <w:abstractNum w:abstractNumId="39" w15:restartNumberingAfterBreak="0">
     <w:nsid w:val="75DA6E30"/>
     <w:multiLevelType w:val="hybridMultilevel"/>
     <w:tmpl w:val="E25C87FA"/>
@@ -31198,7 +31197,7 @@
       </w:rPr>
     </w:lvl>
   </w:abstractNum>
-  <w:abstractNum w:abstractNumId="40">
+  <w:abstractNum w:abstractNumId="40" w15:restartNumberingAfterBreak="0">
     <w:nsid w:val="77635AC6"/>
     <w:multiLevelType w:val="hybridMultilevel"/>
     <w:tmpl w:val="554C94C8"/>
@@ -31311,7 +31310,7 @@
       </w:rPr>
     </w:lvl>
   </w:abstractNum>
-  <w:abstractNum w:abstractNumId="41">
+  <w:abstractNum w:abstractNumId="41" w15:restartNumberingAfterBreak="0">
     <w:nsid w:val="77F83D16"/>
     <w:multiLevelType w:val="hybridMultilevel"/>
     <w:tmpl w:val="898C6818"/>
@@ -31424,7 +31423,7 @@
       </w:rPr>
     </w:lvl>
   </w:abstractNum>
-  <w:abstractNum w:abstractNumId="42">
+  <w:abstractNum w:abstractNumId="42" w15:restartNumberingAfterBreak="0">
     <w:nsid w:val="7AC64C91"/>
     <w:multiLevelType w:val="hybridMultilevel"/>
     <w:tmpl w:val="1346A774"/>
@@ -31510,7 +31509,7 @@
       </w:pPr>
     </w:lvl>
   </w:abstractNum>
-  <w:abstractNum w:abstractNumId="43">
+  <w:abstractNum w:abstractNumId="43" w15:restartNumberingAfterBreak="0">
     <w:nsid w:val="7DC66B9C"/>
     <w:multiLevelType w:val="hybridMultilevel"/>
     <w:tmpl w:val="20BADC88"/>
@@ -31623,7 +31622,7 @@
       </w:rPr>
     </w:lvl>
   </w:abstractNum>
-  <w:abstractNum w:abstractNumId="44">
+  <w:abstractNum w:abstractNumId="44" w15:restartNumberingAfterBreak="0">
     <w:nsid w:val="7F595691"/>
     <w:multiLevelType w:val="hybridMultilevel"/>
     <w:tmpl w:val="8C980D06"/>
@@ -31907,7 +31906,7 @@
 </file>
 
 <file path=word/styles.xml><?xml version="1.0" encoding="utf-8"?>
-<w:styles xmlns:mc="http://schemas.openxmlformats.org/markup-compatibility/2006" xmlns:r="http://schemas.openxmlformats.org/officeDocument/2006/relationships" xmlns:w="http://schemas.openxmlformats.org/wordprocessingml/2006/main" xmlns:w14="http://schemas.microsoft.com/office/word/2010/wordml" xmlns:w15="http://schemas.microsoft.com/office/word/2012/wordml" mc:Ignorable="w14 w15">
+<w:styles xmlns:mc="http://schemas.openxmlformats.org/markup-compatibility/2006" xmlns:r="http://schemas.openxmlformats.org/officeDocument/2006/relationships" xmlns:w="http://schemas.openxmlformats.org/wordprocessingml/2006/main" xmlns:w14="http://schemas.microsoft.com/office/word/2010/wordml" xmlns:w15="http://schemas.microsoft.com/office/word/2012/wordml" xmlns:w16se="http://schemas.microsoft.com/office/word/2015/wordml/symex" mc:Ignorable="w14 w15 w16se">
   <w:docDefaults>
     <w:rPrDefault>
       <w:rPr>
@@ -32415,7 +32414,6 @@
       <w:spacing w:after="0" w:line="240" w:lineRule="auto"/>
     </w:pPr>
     <w:tblPr>
-      <w:tblInd w:w="0" w:type="dxa"/>
       <w:tblBorders>
         <w:top w:val="single" w:sz="4" w:space="0" w:color="auto"/>
         <w:left w:val="single" w:sz="4" w:space="0" w:color="auto"/>
@@ -32424,12 +32422,6 @@
         <w:insideH w:val="single" w:sz="4" w:space="0" w:color="auto"/>
         <w:insideV w:val="single" w:sz="4" w:space="0" w:color="auto"/>
       </w:tblBorders>
-      <w:tblCellMar>
-        <w:top w:w="0" w:type="dxa"/>
-        <w:left w:w="108" w:type="dxa"/>
-        <w:bottom w:w="0" w:type="dxa"/>
-        <w:right w:w="108" w:type="dxa"/>
-      </w:tblCellMar>
     </w:tblPr>
   </w:style>
   <w:style w:type="table" w:styleId="GridTable4-Accent4">
@@ -32443,7 +32435,6 @@
     <w:tblPr>
       <w:tblStyleRowBandSize w:val="1"/>
       <w:tblStyleColBandSize w:val="1"/>
-      <w:tblInd w:w="0" w:type="dxa"/>
       <w:tblBorders>
         <w:top w:val="single" w:sz="4" w:space="0" w:color="FFD966" w:themeColor="accent4" w:themeTint="99"/>
         <w:left w:val="single" w:sz="4" w:space="0" w:color="FFD966" w:themeColor="accent4" w:themeTint="99"/>
@@ -32452,12 +32443,6 @@
         <w:insideH w:val="single" w:sz="4" w:space="0" w:color="FFD966" w:themeColor="accent4" w:themeTint="99"/>
         <w:insideV w:val="single" w:sz="4" w:space="0" w:color="FFD966" w:themeColor="accent4" w:themeTint="99"/>
       </w:tblBorders>
-      <w:tblCellMar>
-        <w:top w:w="0" w:type="dxa"/>
-        <w:left w:w="108" w:type="dxa"/>
-        <w:bottom w:w="0" w:type="dxa"/>
-        <w:right w:w="108" w:type="dxa"/>
-      </w:tblCellMar>
     </w:tblPr>
     <w:tblStylePr w:type="firstRow">
       <w:rPr>
@@ -34630,16 +34615,16 @@
     <dgm:cxn modelId="{BF1D92C4-B8EC-47F5-A5ED-0B97139CD1F7}" srcId="{A4E8007C-4F2F-49CE-9244-069A4448AF47}" destId="{09EA62D0-6CED-4FA7-A0FF-FF916C447E54}" srcOrd="6" destOrd="0" parTransId="{2B3560E0-EAE1-4410-97C1-2C25754D27BB}" sibTransId="{6E11EAB2-3AE1-4B0B-AC23-84572C57EA00}"/>
     <dgm:cxn modelId="{526E68BF-79EC-4113-9FAB-5A5D8CB30C73}" srcId="{A4E8007C-4F2F-49CE-9244-069A4448AF47}" destId="{B533FCEC-ECC4-4133-8770-F192E9D1F7A3}" srcOrd="1" destOrd="0" parTransId="{2B709E45-4E88-4A73-BE19-F493987D6C74}" sibTransId="{B0CCFDF9-F6E9-4895-B60A-7C37B195EBB4}"/>
     <dgm:cxn modelId="{80DBD21F-2E1B-48FA-A525-CF9883A22CDB}" type="presOf" srcId="{DCA2699E-992E-4F8C-AB39-D949A206BD4C}" destId="{F8C86D36-2849-44F7-A224-D88601CD5E0B}" srcOrd="1" destOrd="0" presId="urn:microsoft.com/office/officeart/2005/8/layout/process5"/>
+    <dgm:cxn modelId="{F79BAD6C-2E44-4C49-91C2-8D0300B75C15}" type="presOf" srcId="{5A7851B0-76FB-430C-A706-F1F427E39CCF}" destId="{A9EADEA5-5171-41B2-AF1F-7D68452E4B4F}" srcOrd="1" destOrd="0" presId="urn:microsoft.com/office/officeart/2005/8/layout/process5"/>
     <dgm:cxn modelId="{C43F29A1-4D20-49F1-8257-C7F21E701637}" type="presOf" srcId="{2AA5499C-E74E-410F-B454-93C3CB4ED70C}" destId="{3AD969D9-F78B-4B51-AEC7-F17B4EC4927D}" srcOrd="1" destOrd="0" presId="urn:microsoft.com/office/officeart/2005/8/layout/process5"/>
-    <dgm:cxn modelId="{F79BAD6C-2E44-4C49-91C2-8D0300B75C15}" type="presOf" srcId="{5A7851B0-76FB-430C-A706-F1F427E39CCF}" destId="{A9EADEA5-5171-41B2-AF1F-7D68452E4B4F}" srcOrd="1" destOrd="0" presId="urn:microsoft.com/office/officeart/2005/8/layout/process5"/>
     <dgm:cxn modelId="{23963767-A4D5-4337-9D41-DCCC908745E9}" type="presOf" srcId="{1CF622F7-1B0C-41CA-895E-8C696B817B9C}" destId="{B084213C-D735-478B-AC27-56D19D9B3576}" srcOrd="1" destOrd="0" presId="urn:microsoft.com/office/officeart/2005/8/layout/process5"/>
     <dgm:cxn modelId="{9CA88BA0-BF01-451C-85CA-C76FF18AD981}" type="presOf" srcId="{E536A701-E002-42D0-AFC2-6BDD8F85DE63}" destId="{DDBA0E4E-A75C-4B39-8A08-DD6825F9EF6B}" srcOrd="0" destOrd="0" presId="urn:microsoft.com/office/officeart/2005/8/layout/process5"/>
     <dgm:cxn modelId="{3DD8F9DE-3C22-4448-B0F0-DBCDBE200A41}" type="presOf" srcId="{695F9EA2-A98C-4B51-807D-106E92C43493}" destId="{76254B9E-4091-42F1-B8B8-DC88CC972BCB}" srcOrd="1" destOrd="0" presId="urn:microsoft.com/office/officeart/2005/8/layout/process5"/>
     <dgm:cxn modelId="{9FB435EC-9EED-48A5-8FED-F68A4D8621FE}" srcId="{A4E8007C-4F2F-49CE-9244-069A4448AF47}" destId="{71ECAF97-DB54-4531-8F6D-4E315B971088}" srcOrd="9" destOrd="0" parTransId="{48B3235E-9E2C-40C8-8A33-F4B514895BA0}" sibTransId="{5A7851B0-76FB-430C-A706-F1F427E39CCF}"/>
     <dgm:cxn modelId="{7BC63AFB-0069-4626-A291-040D060CD1EF}" srcId="{A4E8007C-4F2F-49CE-9244-069A4448AF47}" destId="{983B8D40-6B2B-40C1-862A-BD5428FC1F26}" srcOrd="8" destOrd="0" parTransId="{DF109CA9-A9BA-4525-8251-65B3B4AF1EF7}" sibTransId="{47755F32-00AA-4B52-A6CC-879E3DF85512}"/>
     <dgm:cxn modelId="{0E59C393-5220-4DD2-99D0-B163544854FD}" type="presOf" srcId="{695F9EA2-A98C-4B51-807D-106E92C43493}" destId="{2B4187FF-9206-4C47-99D8-DAB9929D17FE}" srcOrd="0" destOrd="0" presId="urn:microsoft.com/office/officeart/2005/8/layout/process5"/>
+    <dgm:cxn modelId="{BBC9429A-BADC-4381-B5D3-3A27958679CF}" type="presOf" srcId="{47755F32-00AA-4B52-A6CC-879E3DF85512}" destId="{AEA5F7DD-A8AB-447E-8880-7DACD3EB58D5}" srcOrd="1" destOrd="0" presId="urn:microsoft.com/office/officeart/2005/8/layout/process5"/>
     <dgm:cxn modelId="{4C2BD57D-D73F-4378-864E-6C8781F6DF1E}" type="presOf" srcId="{D4FA2F16-52A7-488B-91A7-B90FB350AAE4}" destId="{9BBCD3DD-2C30-47FA-A544-03F4330FDF8C}" srcOrd="0" destOrd="0" presId="urn:microsoft.com/office/officeart/2005/8/layout/process5"/>
-    <dgm:cxn modelId="{BBC9429A-BADC-4381-B5D3-3A27958679CF}" type="presOf" srcId="{47755F32-00AA-4B52-A6CC-879E3DF85512}" destId="{AEA5F7DD-A8AB-447E-8880-7DACD3EB58D5}" srcOrd="1" destOrd="0" presId="urn:microsoft.com/office/officeart/2005/8/layout/process5"/>
     <dgm:cxn modelId="{5E53E6B5-C0D7-490E-9D23-2061CE93CA5B}" type="presOf" srcId="{47755F32-00AA-4B52-A6CC-879E3DF85512}" destId="{EBD0D51C-CA35-4087-A46C-5C981A04CC3B}" srcOrd="0" destOrd="0" presId="urn:microsoft.com/office/officeart/2005/8/layout/process5"/>
     <dgm:cxn modelId="{74BDBBD8-559B-4C20-A17C-062544090084}" type="presOf" srcId="{DCA2699E-992E-4F8C-AB39-D949A206BD4C}" destId="{FADC3F4F-F754-4258-94A7-CD6E439CC069}" srcOrd="0" destOrd="0" presId="urn:microsoft.com/office/officeart/2005/8/layout/process5"/>
     <dgm:cxn modelId="{8168B8E7-5A68-4C8E-8272-567FB7C0BCF1}" type="presOf" srcId="{E0E01C75-CCBE-4636-916C-83BC522870F8}" destId="{B4DE2808-DB09-45E1-993E-73158201CB1E}" srcOrd="0" destOrd="0" presId="urn:microsoft.com/office/officeart/2005/8/layout/process5"/>
@@ -37748,7 +37733,7 @@
 </file>
 
 <file path=customXml/itemProps1.xml><?xml version="1.0" encoding="utf-8"?>
-<ds:datastoreItem xmlns:ds="http://schemas.openxmlformats.org/officeDocument/2006/customXml" ds:itemID="{947978CA-66F0-4F9D-BC64-5D6B1BAAF3A7}">
+<ds:datastoreItem xmlns:ds="http://schemas.openxmlformats.org/officeDocument/2006/customXml" ds:itemID="{89E67DAA-7788-445D-9401-04517C51B905}">
   <ds:schemaRefs>
     <ds:schemaRef ds:uri="http://schemas.openxmlformats.org/officeDocument/2006/bibliography"/>
   </ds:schemaRefs>
